--- a/lessons/5-8/downloads/reveal/teacher/5.8-session-2-prerequisite-practice-b.docx
+++ b/lessons/5-8/downloads/reveal/teacher/5.8-session-2-prerequisite-practice-b.docx
@@ -15,10 +15,28 @@
         <w:rPr>
           <w:rFonts w:ascii="Avenir Next" w:hAnsi="Avenir Next" w:cs="Avenir Next" w:eastAsia="Avenir Next"/>
           <w:color w:val="1A1A1A"/>
+          <w:sz w:val="22"/>
+          <w:szCs w:val="20"/>
+        </w:rPr>
+        <w:t xml:space="preserve">Name</w:t>
+      </w:r>
+      <w:r>
+        <w:rPr>
+          <w:rFonts w:ascii="Avenir Next" w:hAnsi="Avenir Next" w:cs="Avenir Next" w:eastAsia="Avenir Next"/>
+          <w:color w:val="1A1A1A"/>
           <w:sz w:val="20"/>
           <w:szCs w:val="20"/>
         </w:rPr>
-        <w:t xml:space="preserve">Name</w:t>
+        <w:tab/>
+      </w:r>
+      <w:r>
+        <w:rPr>
+          <w:rFonts w:ascii="Avenir Next" w:hAnsi="Avenir Next" w:cs="Avenir Next" w:eastAsia="Avenir Next"/>
+          <w:color w:val="1A1A1A"/>
+          <w:sz w:val="22"/>
+          <w:szCs w:val="20"/>
+        </w:rPr>
+        <w:t xml:space="preserve">   Date</w:t>
       </w:r>
       <w:r>
         <w:rPr>
@@ -33,25 +51,7 @@
         <w:rPr>
           <w:rFonts w:ascii="Avenir Next" w:hAnsi="Avenir Next" w:cs="Avenir Next" w:eastAsia="Avenir Next"/>
           <w:color w:val="1A1A1A"/>
-          <w:sz w:val="20"/>
-          <w:szCs w:val="20"/>
-        </w:rPr>
-        <w:t xml:space="preserve">   Date</w:t>
-      </w:r>
-      <w:r>
-        <w:rPr>
-          <w:rFonts w:ascii="Avenir Next" w:hAnsi="Avenir Next" w:cs="Avenir Next" w:eastAsia="Avenir Next"/>
-          <w:color w:val="1A1A1A"/>
-          <w:sz w:val="20"/>
-          <w:szCs w:val="20"/>
-        </w:rPr>
-        <w:tab/>
-      </w:r>
-      <w:r>
-        <w:rPr>
-          <w:rFonts w:ascii="Avenir Next" w:hAnsi="Avenir Next" w:cs="Avenir Next" w:eastAsia="Avenir Next"/>
-          <w:color w:val="1A1A1A"/>
-          <w:sz w:val="20"/>
+          <w:sz w:val="22"/>
           <w:szCs w:val="20"/>
         </w:rPr>
         <w:t xml:space="preserve">   Period</w:t>
@@ -78,7 +78,7 @@
           <w:caps/>
           <w:color w:val="003A70"/>
           <w:spacing w:val="12"/>
-          <w:sz w:val="19"/>
+          <w:sz w:val="22"/>
           <w:szCs w:val="19"/>
         </w:rPr>
         <w:t xml:space="preserve">Lesson 5-8  ·  Session 2  ·  Prerequisite Practice B  ·  Skill 1 of 2</w:t>
@@ -86,6 +86,7 @@
     </w:p>
     <w:p>
       <w:pPr>
+        <w:pStyle w:val="Heading1"/>
         <w:keepNext/>
         <w:spacing w:before="0" w:after="10" w:line="240" w:lineRule="auto"/>
       </w:pPr>
@@ -111,7 +112,7 @@
         <w:rPr>
           <w:rFonts w:ascii="Avenir Next" w:hAnsi="Avenir Next" w:cs="Avenir Next" w:eastAsia="Avenir Next"/>
           <w:color w:val="5A5F66"/>
-          <w:sz w:val="17"/>
+          <w:sz w:val="22"/>
           <w:szCs w:val="17"/>
         </w:rPr>
         <w:t xml:space="preserve">Builds on Lesson 5-8 Session 1 · 6.G.A.4</w:t>
@@ -154,6 +155,7 @@
           </w:tcPr>
           <w:p>
             <w:pPr>
+              <w:pStyle w:val="Heading2"/>
               <w:spacing w:before="0" w:after="0" w:line="252" w:lineRule="auto"/>
             </w:pPr>
             <w:r>
@@ -183,7 +185,7 @@
               <w:rPr>
                 <w:rFonts w:ascii="Avenir Next" w:hAnsi="Avenir Next" w:cs="Avenir Next" w:eastAsia="Avenir Next"/>
                 <w:color w:val="1A1A1A"/>
-                <w:sz w:val="20"/>
+                <w:sz w:val="22"/>
                 <w:szCs w:val="20"/>
               </w:rPr>
               <w:t xml:space="preserve">You will find lateral area: surface area without the base, like the open tent.</w:t>
@@ -203,6 +205,7 @@
           </w:tcPr>
           <w:p>
             <w:pPr>
+              <w:pStyle w:val="Heading2"/>
               <w:spacing w:before="0" w:after="0" w:line="252" w:lineRule="auto"/>
             </w:pPr>
             <w:r>
@@ -232,7 +235,7 @@
               <w:rPr>
                 <w:rFonts w:ascii="Avenir Next" w:hAnsi="Avenir Next" w:cs="Avenir Next" w:eastAsia="Avenir Next"/>
                 <w:color w:val="1A1A1A"/>
-                <w:sz w:val="20"/>
+                <w:sz w:val="22"/>
                 <w:szCs w:val="20"/>
               </w:rPr>
               <w:t xml:space="preserve">Find a square pyramid’s surface area: base + 4 faces.  </w:t>
@@ -242,7 +245,7 @@
                 <w:rFonts w:ascii="Avenir Next" w:hAnsi="Avenir Next" w:cs="Avenir Next" w:eastAsia="Avenir Next"/>
                 <w:b/>
                 <w:color w:val="1A1A1A"/>
-                <w:sz w:val="20"/>
+                <w:sz w:val="22"/>
                 <w:szCs w:val="20"/>
               </w:rPr>
               <w:t xml:space="preserve">You will use it in Practice Form A, problems 3 and 6.</w:t>
@@ -253,6 +256,7 @@
     </w:tbl>
     <w:p>
       <w:pPr>
+        <w:pStyle w:val="Heading2"/>
         <w:keepNext/>
         <w:pBdr>
           <w:bottom w:val="single" w:sz="8" w:space="3" w:color="003A70"/>
@@ -268,7 +272,7 @@
           <w:b/>
           <w:color w:val="003A70"/>
           <w:spacing w:val="14"/>
-          <w:sz w:val="19"/>
+          <w:sz w:val="22"/>
           <w:szCs w:val="19"/>
         </w:rPr>
         <w:t xml:space="preserve">STEPS TO FOLLOW</w:t>
@@ -287,7 +291,7 @@
           <w:rFonts w:ascii="Avenir Next" w:hAnsi="Avenir Next" w:cs="Avenir Next" w:eastAsia="Avenir Next"/>
           <w:i/>
           <w:color w:val="5A5F66"/>
-          <w:sz w:val="17"/>
+          <w:sz w:val="22"/>
           <w:szCs w:val="17"/>
         </w:rPr>
         <w:t xml:space="preserve">use these same steps on every problem</w:t>
@@ -329,6 +333,7 @@
           </w:tcPr>
           <w:p>
             <w:pPr>
+              <w:pStyle w:val="Heading1"/>
               <w:spacing w:before="0" w:after="0" w:line="240" w:lineRule="auto"/>
               <w:jc w:val="center"/>
             </w:pPr>
@@ -358,7 +363,7 @@
                 <w:rFonts w:ascii="Avenir Next" w:hAnsi="Avenir Next" w:cs="Avenir Next" w:eastAsia="Avenir Next"/>
                 <w:b/>
                 <w:color w:val="1A1A1A"/>
-                <w:sz w:val="21"/>
+                <w:sz w:val="22"/>
                 <w:szCs w:val="21"/>
               </w:rPr>
               <w:t xml:space="preserve">Base</w:t>
@@ -367,7 +372,7 @@
               <w:rPr>
                 <w:rFonts w:ascii="Avenir Next" w:hAnsi="Avenir Next" w:cs="Avenir Next" w:eastAsia="Avenir Next"/>
                 <w:color w:val="1A1A1A"/>
-                <w:sz w:val="21"/>
+                <w:sz w:val="22"/>
                 <w:szCs w:val="21"/>
               </w:rPr>
               <w:t xml:space="preserve">: side × side.</w:t>
@@ -386,6 +391,7 @@
           </w:tcPr>
           <w:p>
             <w:pPr>
+              <w:pStyle w:val="Heading1"/>
               <w:spacing w:before="0" w:after="0" w:line="240" w:lineRule="auto"/>
               <w:jc w:val="center"/>
             </w:pPr>
@@ -415,7 +421,7 @@
                 <w:rFonts w:ascii="Avenir Next" w:hAnsi="Avenir Next" w:cs="Avenir Next" w:eastAsia="Avenir Next"/>
                 <w:b/>
                 <w:color w:val="1A1A1A"/>
-                <w:sz w:val="21"/>
+                <w:sz w:val="22"/>
                 <w:szCs w:val="21"/>
               </w:rPr>
               <w:t xml:space="preserve">Faces</w:t>
@@ -424,7 +430,7 @@
               <w:rPr>
                 <w:rFonts w:ascii="Avenir Next" w:hAnsi="Avenir Next" w:cs="Avenir Next" w:eastAsia="Avenir Next"/>
                 <w:color w:val="1A1A1A"/>
-                <w:sz w:val="21"/>
+                <w:sz w:val="22"/>
                 <w:szCs w:val="21"/>
               </w:rPr>
               <w:t xml:space="preserve">: ½ × base edge × slant height, then × 4.</w:t>
@@ -443,6 +449,7 @@
           </w:tcPr>
           <w:p>
             <w:pPr>
+              <w:pStyle w:val="Heading1"/>
               <w:spacing w:before="0" w:after="0" w:line="240" w:lineRule="auto"/>
               <w:jc w:val="center"/>
             </w:pPr>
@@ -472,7 +479,7 @@
                 <w:rFonts w:ascii="Avenir Next" w:hAnsi="Avenir Next" w:cs="Avenir Next" w:eastAsia="Avenir Next"/>
                 <w:b/>
                 <w:color w:val="1A1A1A"/>
-                <w:sz w:val="21"/>
+                <w:sz w:val="22"/>
                 <w:szCs w:val="21"/>
               </w:rPr>
               <w:t xml:space="preserve">Add</w:t>
@@ -481,7 +488,7 @@
               <w:rPr>
                 <w:rFonts w:ascii="Avenir Next" w:hAnsi="Avenir Next" w:cs="Avenir Next" w:eastAsia="Avenir Next"/>
                 <w:color w:val="1A1A1A"/>
-                <w:sz w:val="21"/>
+                <w:sz w:val="22"/>
                 <w:szCs w:val="21"/>
               </w:rPr>
               <w:t xml:space="preserve"> the base and the 4 faces.</w:t>
@@ -492,6 +499,7 @@
     </w:tbl>
     <w:p>
       <w:pPr>
+        <w:pStyle w:val="Heading2"/>
         <w:keepNext/>
         <w:pBdr>
           <w:bottom w:val="single" w:sz="8" w:space="3" w:color="003A70"/>
@@ -507,7 +515,7 @@
           <w:b/>
           <w:color w:val="003A70"/>
           <w:spacing w:val="14"/>
-          <w:sz w:val="19"/>
+          <w:sz w:val="22"/>
           <w:szCs w:val="19"/>
         </w:rPr>
         <w:t xml:space="preserve">WATCH ME</w:t>
@@ -526,7 +534,7 @@
           <w:rFonts w:ascii="Avenir Next" w:hAnsi="Avenir Next" w:cs="Avenir Next" w:eastAsia="Avenir Next"/>
           <w:i/>
           <w:color w:val="5A5F66"/>
-          <w:sz w:val="17"/>
+          <w:sz w:val="22"/>
           <w:szCs w:val="17"/>
         </w:rPr>
         <w:t xml:space="preserve">the steps in action</w:t>
@@ -541,7 +549,7 @@
           <w:rFonts w:ascii="Avenir Next" w:hAnsi="Avenir Next" w:cs="Avenir Next" w:eastAsia="Avenir Next"/>
           <w:b/>
           <w:color w:val="1A1A1A"/>
-          <w:sz w:val="21"/>
+          <w:sz w:val="22"/>
           <w:szCs w:val="21"/>
         </w:rPr>
         <w:t xml:space="preserve">A square pyramid has base 11 in and slant height 14 in. Find its surface area.</w:t>
@@ -560,25 +568,25 @@
           <w:rFonts w:ascii="Avenir Next" w:hAnsi="Avenir Next" w:cs="Avenir Next" w:eastAsia="Avenir Next"/>
           <w:b/>
           <w:color w:val="003A70"/>
+          <w:sz w:val="22"/>
+          <w:szCs w:val="19"/>
+        </w:rPr>
+        <w:t xml:space="preserve">Step 1</w:t>
+      </w:r>
+      <w:r>
+        <w:rPr>
+          <w:rFonts w:ascii="Avenir Next" w:hAnsi="Avenir Next" w:cs="Avenir Next" w:eastAsia="Avenir Next"/>
+          <w:color w:val="1A1A1A"/>
           <w:sz w:val="19"/>
           <w:szCs w:val="19"/>
         </w:rPr>
-        <w:t xml:space="preserve">Step 1</w:t>
-      </w:r>
-      <w:r>
-        <w:rPr>
-          <w:rFonts w:ascii="Avenir Next" w:hAnsi="Avenir Next" w:cs="Avenir Next" w:eastAsia="Avenir Next"/>
-          <w:color w:val="1A1A1A"/>
-          <w:sz w:val="19"/>
-          <w:szCs w:val="19"/>
-        </w:rPr>
         <w:tab/>
       </w:r>
       <w:r>
         <w:rPr>
           <w:rFonts w:ascii="Avenir Next" w:hAnsi="Avenir Next" w:cs="Avenir Next" w:eastAsia="Avenir Next"/>
           <w:color w:val="1A1A1A"/>
-          <w:sz w:val="21"/>
+          <w:sz w:val="22"/>
           <w:szCs w:val="21"/>
         </w:rPr>
         <w:t xml:space="preserve">Base: 11 × 11 = 121.</w:t>
@@ -597,25 +605,25 @@
           <w:rFonts w:ascii="Avenir Next" w:hAnsi="Avenir Next" w:cs="Avenir Next" w:eastAsia="Avenir Next"/>
           <w:b/>
           <w:color w:val="003A70"/>
+          <w:sz w:val="22"/>
+          <w:szCs w:val="19"/>
+        </w:rPr>
+        <w:t xml:space="preserve">Step 2</w:t>
+      </w:r>
+      <w:r>
+        <w:rPr>
+          <w:rFonts w:ascii="Avenir Next" w:hAnsi="Avenir Next" w:cs="Avenir Next" w:eastAsia="Avenir Next"/>
+          <w:color w:val="1A1A1A"/>
           <w:sz w:val="19"/>
           <w:szCs w:val="19"/>
         </w:rPr>
-        <w:t xml:space="preserve">Step 2</w:t>
-      </w:r>
-      <w:r>
-        <w:rPr>
-          <w:rFonts w:ascii="Avenir Next" w:hAnsi="Avenir Next" w:cs="Avenir Next" w:eastAsia="Avenir Next"/>
-          <w:color w:val="1A1A1A"/>
-          <w:sz w:val="19"/>
-          <w:szCs w:val="19"/>
-        </w:rPr>
         <w:tab/>
       </w:r>
       <w:r>
         <w:rPr>
           <w:rFonts w:ascii="Avenir Next" w:hAnsi="Avenir Next" w:cs="Avenir Next" w:eastAsia="Avenir Next"/>
           <w:color w:val="1A1A1A"/>
-          <w:sz w:val="21"/>
+          <w:sz w:val="22"/>
           <w:szCs w:val="21"/>
         </w:rPr>
         <w:t xml:space="preserve">One face: ½ × 11 × 14 = 77. Four faces: 308.</w:t>
@@ -634,25 +642,25 @@
           <w:rFonts w:ascii="Avenir Next" w:hAnsi="Avenir Next" w:cs="Avenir Next" w:eastAsia="Avenir Next"/>
           <w:b/>
           <w:color w:val="003A70"/>
+          <w:sz w:val="22"/>
+          <w:szCs w:val="19"/>
+        </w:rPr>
+        <w:t xml:space="preserve">Step 3</w:t>
+      </w:r>
+      <w:r>
+        <w:rPr>
+          <w:rFonts w:ascii="Avenir Next" w:hAnsi="Avenir Next" w:cs="Avenir Next" w:eastAsia="Avenir Next"/>
+          <w:color w:val="1A1A1A"/>
           <w:sz w:val="19"/>
           <w:szCs w:val="19"/>
         </w:rPr>
-        <w:t xml:space="preserve">Step 3</w:t>
-      </w:r>
-      <w:r>
-        <w:rPr>
-          <w:rFonts w:ascii="Avenir Next" w:hAnsi="Avenir Next" w:cs="Avenir Next" w:eastAsia="Avenir Next"/>
-          <w:color w:val="1A1A1A"/>
-          <w:sz w:val="19"/>
-          <w:szCs w:val="19"/>
-        </w:rPr>
         <w:tab/>
       </w:r>
       <w:r>
         <w:rPr>
           <w:rFonts w:ascii="Avenir Next" w:hAnsi="Avenir Next" w:cs="Avenir Next" w:eastAsia="Avenir Next"/>
           <w:color w:val="1A1A1A"/>
-          <w:sz w:val="21"/>
+          <w:sz w:val="22"/>
           <w:szCs w:val="21"/>
         </w:rPr>
         <w:t xml:space="preserve">121 + 308 = 429.</w:t>
@@ -671,18 +679,18 @@
           <w:rFonts w:ascii="Avenir Next" w:hAnsi="Avenir Next" w:cs="Avenir Next" w:eastAsia="Avenir Next"/>
           <w:b/>
           <w:color w:val="1A1A1A"/>
+          <w:sz w:val="22"/>
+          <w:szCs w:val="21"/>
+        </w:rPr>
+        <w:t xml:space="preserve">Answer</w:t>
+      </w:r>
+      <w:r>
+        <w:rPr>
+          <w:rFonts w:ascii="Avenir Next" w:hAnsi="Avenir Next" w:cs="Avenir Next" w:eastAsia="Avenir Next"/>
+          <w:color w:val="1A1A1A"/>
           <w:sz w:val="21"/>
           <w:szCs w:val="21"/>
         </w:rPr>
-        <w:t xml:space="preserve">Answer</w:t>
-      </w:r>
-      <w:r>
-        <w:rPr>
-          <w:rFonts w:ascii="Avenir Next" w:hAnsi="Avenir Next" w:cs="Avenir Next" w:eastAsia="Avenir Next"/>
-          <w:color w:val="1A1A1A"/>
-          <w:sz w:val="21"/>
-          <w:szCs w:val="21"/>
-        </w:rPr>
         <w:tab/>
       </w:r>
       <w:r>
@@ -690,7 +698,7 @@
           <w:rFonts w:ascii="Avenir Next" w:hAnsi="Avenir Next" w:cs="Avenir Next" w:eastAsia="Avenir Next"/>
           <w:b/>
           <w:color w:val="1A1A1A"/>
-          <w:sz w:val="21"/>
+          <w:sz w:val="22"/>
           <w:szCs w:val="21"/>
         </w:rPr>
         <w:t xml:space="preserve">429 in²</w:t>
@@ -698,6 +706,7 @@
     </w:p>
     <w:p>
       <w:pPr>
+        <w:pStyle w:val="Heading2"/>
         <w:keepNext/>
         <w:pBdr>
           <w:bottom w:val="single" w:sz="8" w:space="3" w:color="003A70"/>
@@ -713,7 +722,7 @@
           <w:b/>
           <w:color w:val="003A70"/>
           <w:spacing w:val="14"/>
-          <w:sz w:val="19"/>
+          <w:sz w:val="22"/>
           <w:szCs w:val="19"/>
         </w:rPr>
         <w:t xml:space="preserve">TRY IT WITH HELP</w:t>
@@ -732,7 +741,7 @@
           <w:rFonts w:ascii="Avenir Next" w:hAnsi="Avenir Next" w:cs="Avenir Next" w:eastAsia="Avenir Next"/>
           <w:i/>
           <w:color w:val="5A5F66"/>
-          <w:sz w:val="17"/>
+          <w:sz w:val="22"/>
           <w:szCs w:val="17"/>
         </w:rPr>
         <w:t xml:space="preserve">fill in each step</w:t>
@@ -790,25 +799,25 @@
           <w:rFonts w:ascii="Avenir Next" w:hAnsi="Avenir Next" w:cs="Avenir Next" w:eastAsia="Avenir Next"/>
           <w:b/>
           <w:color w:val="003A70"/>
+          <w:sz w:val="22"/>
+          <w:szCs w:val="18"/>
+        </w:rPr>
+        <w:t xml:space="preserve">Step 1</w:t>
+      </w:r>
+      <w:r>
+        <w:rPr>
+          <w:rFonts w:ascii="Avenir Next" w:hAnsi="Avenir Next" w:cs="Avenir Next" w:eastAsia="Avenir Next"/>
+          <w:color w:val="1A1A1A"/>
           <w:sz w:val="18"/>
           <w:szCs w:val="18"/>
         </w:rPr>
-        <w:t xml:space="preserve">Step 1</w:t>
-      </w:r>
-      <w:r>
-        <w:rPr>
-          <w:rFonts w:ascii="Avenir Next" w:hAnsi="Avenir Next" w:cs="Avenir Next" w:eastAsia="Avenir Next"/>
-          <w:color w:val="1A1A1A"/>
-          <w:sz w:val="18"/>
-          <w:szCs w:val="18"/>
-        </w:rPr>
         <w:tab/>
       </w:r>
       <w:r>
         <w:rPr>
           <w:rFonts w:ascii="Avenir Next" w:hAnsi="Avenir Next" w:cs="Avenir Next" w:eastAsia="Avenir Next"/>
           <w:color w:val="1A1A1A"/>
-          <w:sz w:val="21"/>
+          <w:sz w:val="22"/>
           <w:szCs w:val="21"/>
         </w:rPr>
         <w:t xml:space="preserve">Base: 6 × 6 = </w:t>
@@ -838,35 +847,35 @@
           <w:rFonts w:ascii="Avenir Next" w:hAnsi="Avenir Next" w:cs="Avenir Next" w:eastAsia="Avenir Next"/>
           <w:b/>
           <w:color w:val="003A70"/>
+          <w:sz w:val="22"/>
+          <w:szCs w:val="18"/>
+        </w:rPr>
+        <w:t xml:space="preserve">Step 2</w:t>
+      </w:r>
+      <w:r>
+        <w:rPr>
+          <w:rFonts w:ascii="Avenir Next" w:hAnsi="Avenir Next" w:cs="Avenir Next" w:eastAsia="Avenir Next"/>
+          <w:color w:val="1A1A1A"/>
           <w:sz w:val="18"/>
           <w:szCs w:val="18"/>
         </w:rPr>
-        <w:t xml:space="preserve">Step 2</w:t>
-      </w:r>
-      <w:r>
-        <w:rPr>
-          <w:rFonts w:ascii="Avenir Next" w:hAnsi="Avenir Next" w:cs="Avenir Next" w:eastAsia="Avenir Next"/>
-          <w:color w:val="1A1A1A"/>
-          <w:sz w:val="18"/>
-          <w:szCs w:val="18"/>
-        </w:rPr>
         <w:tab/>
       </w:r>
       <w:r>
         <w:rPr>
           <w:rFonts w:ascii="Avenir Next" w:hAnsi="Avenir Next" w:cs="Avenir Next" w:eastAsia="Avenir Next"/>
           <w:color w:val="1A1A1A"/>
+          <w:sz w:val="22"/>
+          <w:szCs w:val="21"/>
+        </w:rPr>
+        <w:t xml:space="preserve">One face: ½ × 6 × 7 = </w:t>
+      </w:r>
+      <w:r>
+        <w:rPr>
+          <w:rFonts w:ascii="Avenir Next" w:hAnsi="Avenir Next" w:cs="Avenir Next" w:eastAsia="Avenir Next"/>
+          <w:color w:val="1A1A1A"/>
           <w:sz w:val="21"/>
           <w:szCs w:val="21"/>
-        </w:rPr>
-        <w:t xml:space="preserve">One face: ½ × 6 × 7 = </w:t>
-      </w:r>
-      <w:r>
-        <w:rPr>
-          <w:rFonts w:ascii="Avenir Next" w:hAnsi="Avenir Next" w:cs="Avenir Next" w:eastAsia="Avenir Next"/>
-          <w:color w:val="1A1A1A"/>
-          <w:sz w:val="21"/>
-          <w:szCs w:val="21"/>
           <w:u w:val="single"/>
         </w:rPr>
         <w:t xml:space="preserve">                </w:t>
@@ -875,7 +884,7 @@
         <w:rPr>
           <w:rFonts w:ascii="Avenir Next" w:hAnsi="Avenir Next" w:cs="Avenir Next" w:eastAsia="Avenir Next"/>
           <w:color w:val="1A1A1A"/>
-          <w:sz w:val="21"/>
+          <w:sz w:val="22"/>
           <w:szCs w:val="21"/>
         </w:rPr>
         <w:t xml:space="preserve">. Four faces: </w:t>
@@ -905,35 +914,35 @@
           <w:rFonts w:ascii="Avenir Next" w:hAnsi="Avenir Next" w:cs="Avenir Next" w:eastAsia="Avenir Next"/>
           <w:b/>
           <w:color w:val="003A70"/>
+          <w:sz w:val="22"/>
+          <w:szCs w:val="18"/>
+        </w:rPr>
+        <w:t xml:space="preserve">Step 3</w:t>
+      </w:r>
+      <w:r>
+        <w:rPr>
+          <w:rFonts w:ascii="Avenir Next" w:hAnsi="Avenir Next" w:cs="Avenir Next" w:eastAsia="Avenir Next"/>
+          <w:color w:val="1A1A1A"/>
           <w:sz w:val="18"/>
           <w:szCs w:val="18"/>
         </w:rPr>
-        <w:t xml:space="preserve">Step 3</w:t>
-      </w:r>
-      <w:r>
-        <w:rPr>
-          <w:rFonts w:ascii="Avenir Next" w:hAnsi="Avenir Next" w:cs="Avenir Next" w:eastAsia="Avenir Next"/>
-          <w:color w:val="1A1A1A"/>
-          <w:sz w:val="18"/>
-          <w:szCs w:val="18"/>
-        </w:rPr>
         <w:tab/>
       </w:r>
       <w:r>
         <w:rPr>
           <w:rFonts w:ascii="Avenir Next" w:hAnsi="Avenir Next" w:cs="Avenir Next" w:eastAsia="Avenir Next"/>
           <w:color w:val="1A1A1A"/>
+          <w:sz w:val="22"/>
+          <w:szCs w:val="21"/>
+        </w:rPr>
+        <w:t xml:space="preserve">36 + 84 = </w:t>
+      </w:r>
+      <w:r>
+        <w:rPr>
+          <w:rFonts w:ascii="Avenir Next" w:hAnsi="Avenir Next" w:cs="Avenir Next" w:eastAsia="Avenir Next"/>
+          <w:color w:val="1A1A1A"/>
           <w:sz w:val="21"/>
           <w:szCs w:val="21"/>
-        </w:rPr>
-        <w:t xml:space="preserve">36 + 84 = </w:t>
-      </w:r>
-      <w:r>
-        <w:rPr>
-          <w:rFonts w:ascii="Avenir Next" w:hAnsi="Avenir Next" w:cs="Avenir Next" w:eastAsia="Avenir Next"/>
-          <w:color w:val="1A1A1A"/>
-          <w:sz w:val="21"/>
-          <w:szCs w:val="21"/>
           <w:u w:val="single"/>
         </w:rPr>
         <w:t xml:space="preserve">                </w:t>
@@ -942,7 +951,7 @@
         <w:rPr>
           <w:rFonts w:ascii="Avenir Next" w:hAnsi="Avenir Next" w:cs="Avenir Next" w:eastAsia="Avenir Next"/>
           <w:color w:val="1A1A1A"/>
-          <w:sz w:val="21"/>
+          <w:sz w:val="22"/>
           <w:szCs w:val="21"/>
         </w:rPr>
         <w:t xml:space="preserve"> cm²</w:t>
@@ -1005,25 +1014,25 @@
           <w:rFonts w:ascii="Avenir Next" w:hAnsi="Avenir Next" w:cs="Avenir Next" w:eastAsia="Avenir Next"/>
           <w:b/>
           <w:color w:val="003A70"/>
+          <w:sz w:val="22"/>
+          <w:szCs w:val="18"/>
+        </w:rPr>
+        <w:t xml:space="preserve">Step 1</w:t>
+      </w:r>
+      <w:r>
+        <w:rPr>
+          <w:rFonts w:ascii="Avenir Next" w:hAnsi="Avenir Next" w:cs="Avenir Next" w:eastAsia="Avenir Next"/>
+          <w:color w:val="1A1A1A"/>
           <w:sz w:val="18"/>
           <w:szCs w:val="18"/>
         </w:rPr>
-        <w:t xml:space="preserve">Step 1</w:t>
-      </w:r>
-      <w:r>
-        <w:rPr>
-          <w:rFonts w:ascii="Avenir Next" w:hAnsi="Avenir Next" w:cs="Avenir Next" w:eastAsia="Avenir Next"/>
-          <w:color w:val="1A1A1A"/>
-          <w:sz w:val="18"/>
-          <w:szCs w:val="18"/>
-        </w:rPr>
         <w:tab/>
       </w:r>
       <w:r>
         <w:rPr>
           <w:rFonts w:ascii="Avenir Next" w:hAnsi="Avenir Next" w:cs="Avenir Next" w:eastAsia="Avenir Next"/>
           <w:color w:val="1A1A1A"/>
-          <w:sz w:val="21"/>
+          <w:sz w:val="22"/>
           <w:szCs w:val="21"/>
         </w:rPr>
         <w:t xml:space="preserve">Base: 8 × 8 = </w:t>
@@ -1053,35 +1062,35 @@
           <w:rFonts w:ascii="Avenir Next" w:hAnsi="Avenir Next" w:cs="Avenir Next" w:eastAsia="Avenir Next"/>
           <w:b/>
           <w:color w:val="003A70"/>
+          <w:sz w:val="22"/>
+          <w:szCs w:val="18"/>
+        </w:rPr>
+        <w:t xml:space="preserve">Step 2</w:t>
+      </w:r>
+      <w:r>
+        <w:rPr>
+          <w:rFonts w:ascii="Avenir Next" w:hAnsi="Avenir Next" w:cs="Avenir Next" w:eastAsia="Avenir Next"/>
+          <w:color w:val="1A1A1A"/>
           <w:sz w:val="18"/>
           <w:szCs w:val="18"/>
         </w:rPr>
-        <w:t xml:space="preserve">Step 2</w:t>
-      </w:r>
-      <w:r>
-        <w:rPr>
-          <w:rFonts w:ascii="Avenir Next" w:hAnsi="Avenir Next" w:cs="Avenir Next" w:eastAsia="Avenir Next"/>
-          <w:color w:val="1A1A1A"/>
-          <w:sz w:val="18"/>
-          <w:szCs w:val="18"/>
-        </w:rPr>
         <w:tab/>
       </w:r>
       <w:r>
         <w:rPr>
           <w:rFonts w:ascii="Avenir Next" w:hAnsi="Avenir Next" w:cs="Avenir Next" w:eastAsia="Avenir Next"/>
           <w:color w:val="1A1A1A"/>
+          <w:sz w:val="22"/>
+          <w:szCs w:val="21"/>
+        </w:rPr>
+        <w:t xml:space="preserve">One face: ½ × 8 × 13 = </w:t>
+      </w:r>
+      <w:r>
+        <w:rPr>
+          <w:rFonts w:ascii="Avenir Next" w:hAnsi="Avenir Next" w:cs="Avenir Next" w:eastAsia="Avenir Next"/>
+          <w:color w:val="1A1A1A"/>
           <w:sz w:val="21"/>
           <w:szCs w:val="21"/>
-        </w:rPr>
-        <w:t xml:space="preserve">One face: ½ × 8 × 13 = </w:t>
-      </w:r>
-      <w:r>
-        <w:rPr>
-          <w:rFonts w:ascii="Avenir Next" w:hAnsi="Avenir Next" w:cs="Avenir Next" w:eastAsia="Avenir Next"/>
-          <w:color w:val="1A1A1A"/>
-          <w:sz w:val="21"/>
-          <w:szCs w:val="21"/>
           <w:u w:val="single"/>
         </w:rPr>
         <w:t xml:space="preserve">                </w:t>
@@ -1090,7 +1099,7 @@
         <w:rPr>
           <w:rFonts w:ascii="Avenir Next" w:hAnsi="Avenir Next" w:cs="Avenir Next" w:eastAsia="Avenir Next"/>
           <w:color w:val="1A1A1A"/>
-          <w:sz w:val="21"/>
+          <w:sz w:val="22"/>
           <w:szCs w:val="21"/>
         </w:rPr>
         <w:t xml:space="preserve">. Four faces: </w:t>
@@ -1120,35 +1129,35 @@
           <w:rFonts w:ascii="Avenir Next" w:hAnsi="Avenir Next" w:cs="Avenir Next" w:eastAsia="Avenir Next"/>
           <w:b/>
           <w:color w:val="003A70"/>
+          <w:sz w:val="22"/>
+          <w:szCs w:val="18"/>
+        </w:rPr>
+        <w:t xml:space="preserve">Step 3</w:t>
+      </w:r>
+      <w:r>
+        <w:rPr>
+          <w:rFonts w:ascii="Avenir Next" w:hAnsi="Avenir Next" w:cs="Avenir Next" w:eastAsia="Avenir Next"/>
+          <w:color w:val="1A1A1A"/>
           <w:sz w:val="18"/>
           <w:szCs w:val="18"/>
         </w:rPr>
-        <w:t xml:space="preserve">Step 3</w:t>
-      </w:r>
-      <w:r>
-        <w:rPr>
-          <w:rFonts w:ascii="Avenir Next" w:hAnsi="Avenir Next" w:cs="Avenir Next" w:eastAsia="Avenir Next"/>
-          <w:color w:val="1A1A1A"/>
-          <w:sz w:val="18"/>
-          <w:szCs w:val="18"/>
-        </w:rPr>
         <w:tab/>
       </w:r>
       <w:r>
         <w:rPr>
           <w:rFonts w:ascii="Avenir Next" w:hAnsi="Avenir Next" w:cs="Avenir Next" w:eastAsia="Avenir Next"/>
           <w:color w:val="1A1A1A"/>
+          <w:sz w:val="22"/>
+          <w:szCs w:val="21"/>
+        </w:rPr>
+        <w:t xml:space="preserve">64 + 208 = </w:t>
+      </w:r>
+      <w:r>
+        <w:rPr>
+          <w:rFonts w:ascii="Avenir Next" w:hAnsi="Avenir Next" w:cs="Avenir Next" w:eastAsia="Avenir Next"/>
+          <w:color w:val="1A1A1A"/>
           <w:sz w:val="21"/>
           <w:szCs w:val="21"/>
-        </w:rPr>
-        <w:t xml:space="preserve">64 + 208 = </w:t>
-      </w:r>
-      <w:r>
-        <w:rPr>
-          <w:rFonts w:ascii="Avenir Next" w:hAnsi="Avenir Next" w:cs="Avenir Next" w:eastAsia="Avenir Next"/>
-          <w:color w:val="1A1A1A"/>
-          <w:sz w:val="21"/>
-          <w:szCs w:val="21"/>
           <w:u w:val="single"/>
         </w:rPr>
         <w:t xml:space="preserve">                </w:t>
@@ -1157,7 +1166,7 @@
         <w:rPr>
           <w:rFonts w:ascii="Avenir Next" w:hAnsi="Avenir Next" w:cs="Avenir Next" w:eastAsia="Avenir Next"/>
           <w:color w:val="1A1A1A"/>
-          <w:sz w:val="21"/>
+          <w:sz w:val="22"/>
           <w:szCs w:val="21"/>
         </w:rPr>
         <w:t xml:space="preserve"> m²</w:t>
@@ -1170,6 +1179,7 @@
     </w:p>
     <w:p>
       <w:pPr>
+        <w:pStyle w:val="Heading2"/>
         <w:keepNext/>
         <w:pBdr>
           <w:bottom w:val="single" w:sz="8" w:space="3" w:color="003A70"/>
@@ -1185,7 +1195,7 @@
           <w:b/>
           <w:color w:val="003A70"/>
           <w:spacing w:val="14"/>
-          <w:sz w:val="19"/>
+          <w:sz w:val="22"/>
           <w:szCs w:val="19"/>
         </w:rPr>
         <w:t xml:space="preserve">YOUR TURN</w:t>
@@ -1204,7 +1214,7 @@
           <w:rFonts w:ascii="Avenir Next" w:hAnsi="Avenir Next" w:cs="Avenir Next" w:eastAsia="Avenir Next"/>
           <w:i/>
           <w:color w:val="5A5F66"/>
-          <w:sz w:val="17"/>
+          <w:sz w:val="22"/>
           <w:szCs w:val="17"/>
         </w:rPr>
         <w:t xml:space="preserve">use the steps on your own</w:t>
@@ -1375,7 +1385,7 @@
                       <w:szCs w:val="22"/>
                       <w:u w:val="single"/>
                     </w:rPr>
-                    <w:t xml:space="preserve">        </w:t>
+                    <w:t xml:space="preserve">            </w:t>
                   </w:r>
                 </w:p>
               </w:tc>
@@ -1437,7 +1447,7 @@
                       <w:szCs w:val="22"/>
                       <w:u w:val="single"/>
                     </w:rPr>
-                    <w:t xml:space="preserve">        </w:t>
+                    <w:t xml:space="preserve">            </w:t>
                   </w:r>
                 </w:p>
               </w:tc>
@@ -1505,7 +1515,7 @@
                       <w:szCs w:val="22"/>
                       <w:u w:val="single"/>
                     </w:rPr>
-                    <w:t xml:space="preserve">        </w:t>
+                    <w:t xml:space="preserve">            </w:t>
                   </w:r>
                 </w:p>
               </w:tc>
@@ -1567,7 +1577,7 @@
                       <w:szCs w:val="22"/>
                       <w:u w:val="single"/>
                     </w:rPr>
-                    <w:t xml:space="preserve">        </w:t>
+                    <w:t xml:space="preserve">            </w:t>
                   </w:r>
                 </w:p>
               </w:tc>
@@ -1599,7 +1609,7 @@
           <w:caps/>
           <w:color w:val="003A70"/>
           <w:spacing w:val="12"/>
-          <w:sz w:val="19"/>
+          <w:sz w:val="22"/>
           <w:szCs w:val="19"/>
         </w:rPr>
         <w:t xml:space="preserve">Lesson 5-8  ·  Session 2  ·  Prerequisite Practice B  ·  Skill 2 of 2</w:t>
@@ -1607,6 +1617,7 @@
     </w:p>
     <w:p>
       <w:pPr>
+        <w:pStyle w:val="Heading1"/>
         <w:keepNext/>
         <w:spacing w:before="0" w:after="10" w:line="240" w:lineRule="auto"/>
       </w:pPr>
@@ -1632,7 +1643,7 @@
         <w:rPr>
           <w:rFonts w:ascii="Avenir Next" w:hAnsi="Avenir Next" w:cs="Avenir Next" w:eastAsia="Avenir Next"/>
           <w:color w:val="5A5F66"/>
-          <w:sz w:val="17"/>
+          <w:sz w:val="22"/>
           <w:szCs w:val="17"/>
         </w:rPr>
         <w:t xml:space="preserve">Builds on Lesson 5-4 Session 1 · 6.G.A.1</w:t>
@@ -1675,6 +1686,7 @@
           </w:tcPr>
           <w:p>
             <w:pPr>
+              <w:pStyle w:val="Heading2"/>
               <w:spacing w:before="0" w:after="0" w:line="252" w:lineRule="auto"/>
             </w:pPr>
             <w:r>
@@ -1704,7 +1716,7 @@
               <w:rPr>
                 <w:rFonts w:ascii="Avenir Next" w:hAnsi="Avenir Next" w:cs="Avenir Next" w:eastAsia="Avenir Next"/>
                 <w:color w:val="1A1A1A"/>
-                <w:sz w:val="20"/>
+                <w:sz w:val="22"/>
                 <w:szCs w:val="20"/>
               </w:rPr>
               <w:t xml:space="preserve">You will find lateral area: one slanted face × the number of faces.</w:t>
@@ -1724,6 +1736,7 @@
           </w:tcPr>
           <w:p>
             <w:pPr>
+              <w:pStyle w:val="Heading2"/>
               <w:spacing w:before="0" w:after="0" w:line="252" w:lineRule="auto"/>
             </w:pPr>
             <w:r>
@@ -1753,7 +1766,7 @@
               <w:rPr>
                 <w:rFonts w:ascii="Avenir Next" w:hAnsi="Avenir Next" w:cs="Avenir Next" w:eastAsia="Avenir Next"/>
                 <w:color w:val="1A1A1A"/>
-                <w:sz w:val="20"/>
+                <w:sz w:val="22"/>
                 <w:szCs w:val="20"/>
               </w:rPr>
               <w:t xml:space="preserve">Find the area of equal triangles: one triangle × how many.  </w:t>
@@ -1763,7 +1776,7 @@
                 <w:rFonts w:ascii="Avenir Next" w:hAnsi="Avenir Next" w:cs="Avenir Next" w:eastAsia="Avenir Next"/>
                 <w:b/>
                 <w:color w:val="1A1A1A"/>
-                <w:sz w:val="20"/>
+                <w:sz w:val="22"/>
                 <w:szCs w:val="20"/>
               </w:rPr>
               <w:t xml:space="preserve">You will use it in Practice Form A, problems 2, 4, and 5.</w:t>
@@ -1774,6 +1787,7 @@
     </w:tbl>
     <w:p>
       <w:pPr>
+        <w:pStyle w:val="Heading2"/>
         <w:keepNext/>
         <w:pBdr>
           <w:bottom w:val="single" w:sz="8" w:space="3" w:color="003A70"/>
@@ -1789,7 +1803,7 @@
           <w:b/>
           <w:color w:val="003A70"/>
           <w:spacing w:val="14"/>
-          <w:sz w:val="19"/>
+          <w:sz w:val="22"/>
           <w:szCs w:val="19"/>
         </w:rPr>
         <w:t xml:space="preserve">STEPS TO FOLLOW</w:t>
@@ -1808,7 +1822,7 @@
           <w:rFonts w:ascii="Avenir Next" w:hAnsi="Avenir Next" w:cs="Avenir Next" w:eastAsia="Avenir Next"/>
           <w:i/>
           <w:color w:val="5A5F66"/>
-          <w:sz w:val="17"/>
+          <w:sz w:val="22"/>
           <w:szCs w:val="17"/>
         </w:rPr>
         <w:t xml:space="preserve">use these same steps on every problem</w:t>
@@ -1850,6 +1864,7 @@
           </w:tcPr>
           <w:p>
             <w:pPr>
+              <w:pStyle w:val="Heading1"/>
               <w:spacing w:before="0" w:after="0" w:line="240" w:lineRule="auto"/>
               <w:jc w:val="center"/>
             </w:pPr>
@@ -1879,7 +1894,7 @@
                 <w:rFonts w:ascii="Avenir Next" w:hAnsi="Avenir Next" w:cs="Avenir Next" w:eastAsia="Avenir Next"/>
                 <w:b/>
                 <w:color w:val="1A1A1A"/>
-                <w:sz w:val="21"/>
+                <w:sz w:val="22"/>
                 <w:szCs w:val="21"/>
               </w:rPr>
               <w:t xml:space="preserve">Find</w:t>
@@ -1888,7 +1903,7 @@
               <w:rPr>
                 <w:rFonts w:ascii="Avenir Next" w:hAnsi="Avenir Next" w:cs="Avenir Next" w:eastAsia="Avenir Next"/>
                 <w:color w:val="1A1A1A"/>
-                <w:sz w:val="21"/>
+                <w:sz w:val="22"/>
                 <w:szCs w:val="21"/>
               </w:rPr>
               <w:t xml:space="preserve"> one triangle: ½ × b × h.</w:t>
@@ -1907,6 +1922,7 @@
           </w:tcPr>
           <w:p>
             <w:pPr>
+              <w:pStyle w:val="Heading1"/>
               <w:spacing w:before="0" w:after="0" w:line="240" w:lineRule="auto"/>
               <w:jc w:val="center"/>
             </w:pPr>
@@ -1936,7 +1952,7 @@
                 <w:rFonts w:ascii="Avenir Next" w:hAnsi="Avenir Next" w:cs="Avenir Next" w:eastAsia="Avenir Next"/>
                 <w:b/>
                 <w:color w:val="1A1A1A"/>
-                <w:sz w:val="21"/>
+                <w:sz w:val="22"/>
                 <w:szCs w:val="21"/>
               </w:rPr>
               <w:t xml:space="preserve">Count</w:t>
@@ -1945,7 +1961,7 @@
               <w:rPr>
                 <w:rFonts w:ascii="Avenir Next" w:hAnsi="Avenir Next" w:cs="Avenir Next" w:eastAsia="Avenir Next"/>
                 <w:color w:val="1A1A1A"/>
-                <w:sz w:val="21"/>
+                <w:sz w:val="22"/>
                 <w:szCs w:val="21"/>
               </w:rPr>
               <w:t xml:space="preserve"> the equal triangles.</w:t>
@@ -1964,6 +1980,7 @@
           </w:tcPr>
           <w:p>
             <w:pPr>
+              <w:pStyle w:val="Heading1"/>
               <w:spacing w:before="0" w:after="0" w:line="240" w:lineRule="auto"/>
               <w:jc w:val="center"/>
             </w:pPr>
@@ -1993,7 +2010,7 @@
                 <w:rFonts w:ascii="Avenir Next" w:hAnsi="Avenir Next" w:cs="Avenir Next" w:eastAsia="Avenir Next"/>
                 <w:b/>
                 <w:color w:val="1A1A1A"/>
-                <w:sz w:val="21"/>
+                <w:sz w:val="22"/>
                 <w:szCs w:val="21"/>
               </w:rPr>
               <w:t xml:space="preserve">Multiply</w:t>
@@ -2002,7 +2019,7 @@
               <w:rPr>
                 <w:rFonts w:ascii="Avenir Next" w:hAnsi="Avenir Next" w:cs="Avenir Next" w:eastAsia="Avenir Next"/>
                 <w:color w:val="1A1A1A"/>
-                <w:sz w:val="21"/>
+                <w:sz w:val="22"/>
                 <w:szCs w:val="21"/>
               </w:rPr>
               <w:t xml:space="preserve">: one triangle × the count.</w:t>
@@ -2013,6 +2030,7 @@
     </w:tbl>
     <w:p>
       <w:pPr>
+        <w:pStyle w:val="Heading2"/>
         <w:keepNext/>
         <w:pBdr>
           <w:bottom w:val="single" w:sz="8" w:space="3" w:color="003A70"/>
@@ -2028,7 +2046,7 @@
           <w:b/>
           <w:color w:val="003A70"/>
           <w:spacing w:val="14"/>
-          <w:sz w:val="19"/>
+          <w:sz w:val="22"/>
           <w:szCs w:val="19"/>
         </w:rPr>
         <w:t xml:space="preserve">WATCH ME</w:t>
@@ -2047,7 +2065,7 @@
           <w:rFonts w:ascii="Avenir Next" w:hAnsi="Avenir Next" w:cs="Avenir Next" w:eastAsia="Avenir Next"/>
           <w:i/>
           <w:color w:val="5A5F66"/>
-          <w:sz w:val="17"/>
+          <w:sz w:val="22"/>
           <w:szCs w:val="17"/>
         </w:rPr>
         <w:t xml:space="preserve">the steps in action</w:t>
@@ -2062,7 +2080,7 @@
           <w:rFonts w:ascii="Avenir Next" w:hAnsi="Avenir Next" w:cs="Avenir Next" w:eastAsia="Avenir Next"/>
           <w:b/>
           <w:color w:val="1A1A1A"/>
-          <w:sz w:val="21"/>
+          <w:sz w:val="22"/>
           <w:szCs w:val="21"/>
         </w:rPr>
         <w:t xml:space="preserve">3 equal triangles each have b = 16 cm and h = 11 cm. Find the total area.</w:t>
@@ -2081,25 +2099,25 @@
           <w:rFonts w:ascii="Avenir Next" w:hAnsi="Avenir Next" w:cs="Avenir Next" w:eastAsia="Avenir Next"/>
           <w:b/>
           <w:color w:val="003A70"/>
+          <w:sz w:val="22"/>
+          <w:szCs w:val="19"/>
+        </w:rPr>
+        <w:t xml:space="preserve">Step 1</w:t>
+      </w:r>
+      <w:r>
+        <w:rPr>
+          <w:rFonts w:ascii="Avenir Next" w:hAnsi="Avenir Next" w:cs="Avenir Next" w:eastAsia="Avenir Next"/>
+          <w:color w:val="1A1A1A"/>
           <w:sz w:val="19"/>
           <w:szCs w:val="19"/>
         </w:rPr>
-        <w:t xml:space="preserve">Step 1</w:t>
-      </w:r>
-      <w:r>
-        <w:rPr>
-          <w:rFonts w:ascii="Avenir Next" w:hAnsi="Avenir Next" w:cs="Avenir Next" w:eastAsia="Avenir Next"/>
-          <w:color w:val="1A1A1A"/>
-          <w:sz w:val="19"/>
-          <w:szCs w:val="19"/>
-        </w:rPr>
         <w:tab/>
       </w:r>
       <w:r>
         <w:rPr>
           <w:rFonts w:ascii="Avenir Next" w:hAnsi="Avenir Next" w:cs="Avenir Next" w:eastAsia="Avenir Next"/>
           <w:color w:val="1A1A1A"/>
-          <w:sz w:val="21"/>
+          <w:sz w:val="22"/>
           <w:szCs w:val="21"/>
         </w:rPr>
         <w:t xml:space="preserve">½ × 16 × 11 = 88.</w:t>
@@ -2118,25 +2136,25 @@
           <w:rFonts w:ascii="Avenir Next" w:hAnsi="Avenir Next" w:cs="Avenir Next" w:eastAsia="Avenir Next"/>
           <w:b/>
           <w:color w:val="003A70"/>
+          <w:sz w:val="22"/>
+          <w:szCs w:val="19"/>
+        </w:rPr>
+        <w:t xml:space="preserve">Step 2</w:t>
+      </w:r>
+      <w:r>
+        <w:rPr>
+          <w:rFonts w:ascii="Avenir Next" w:hAnsi="Avenir Next" w:cs="Avenir Next" w:eastAsia="Avenir Next"/>
+          <w:color w:val="1A1A1A"/>
           <w:sz w:val="19"/>
           <w:szCs w:val="19"/>
         </w:rPr>
-        <w:t xml:space="preserve">Step 2</w:t>
-      </w:r>
-      <w:r>
-        <w:rPr>
-          <w:rFonts w:ascii="Avenir Next" w:hAnsi="Avenir Next" w:cs="Avenir Next" w:eastAsia="Avenir Next"/>
-          <w:color w:val="1A1A1A"/>
-          <w:sz w:val="19"/>
-          <w:szCs w:val="19"/>
-        </w:rPr>
         <w:tab/>
       </w:r>
       <w:r>
         <w:rPr>
           <w:rFonts w:ascii="Avenir Next" w:hAnsi="Avenir Next" w:cs="Avenir Next" w:eastAsia="Avenir Next"/>
           <w:color w:val="1A1A1A"/>
-          <w:sz w:val="21"/>
+          <w:sz w:val="22"/>
           <w:szCs w:val="21"/>
         </w:rPr>
         <w:t xml:space="preserve">Count: 3.</w:t>
@@ -2155,25 +2173,25 @@
           <w:rFonts w:ascii="Avenir Next" w:hAnsi="Avenir Next" w:cs="Avenir Next" w:eastAsia="Avenir Next"/>
           <w:b/>
           <w:color w:val="003A70"/>
+          <w:sz w:val="22"/>
+          <w:szCs w:val="19"/>
+        </w:rPr>
+        <w:t xml:space="preserve">Step 3</w:t>
+      </w:r>
+      <w:r>
+        <w:rPr>
+          <w:rFonts w:ascii="Avenir Next" w:hAnsi="Avenir Next" w:cs="Avenir Next" w:eastAsia="Avenir Next"/>
+          <w:color w:val="1A1A1A"/>
           <w:sz w:val="19"/>
           <w:szCs w:val="19"/>
         </w:rPr>
-        <w:t xml:space="preserve">Step 3</w:t>
-      </w:r>
-      <w:r>
-        <w:rPr>
-          <w:rFonts w:ascii="Avenir Next" w:hAnsi="Avenir Next" w:cs="Avenir Next" w:eastAsia="Avenir Next"/>
-          <w:color w:val="1A1A1A"/>
-          <w:sz w:val="19"/>
-          <w:szCs w:val="19"/>
-        </w:rPr>
         <w:tab/>
       </w:r>
       <w:r>
         <w:rPr>
           <w:rFonts w:ascii="Avenir Next" w:hAnsi="Avenir Next" w:cs="Avenir Next" w:eastAsia="Avenir Next"/>
           <w:color w:val="1A1A1A"/>
-          <w:sz w:val="21"/>
+          <w:sz w:val="22"/>
           <w:szCs w:val="21"/>
         </w:rPr>
         <w:t xml:space="preserve">3 × 88 = 264.</w:t>
@@ -2192,18 +2210,18 @@
           <w:rFonts w:ascii="Avenir Next" w:hAnsi="Avenir Next" w:cs="Avenir Next" w:eastAsia="Avenir Next"/>
           <w:b/>
           <w:color w:val="1A1A1A"/>
+          <w:sz w:val="22"/>
+          <w:szCs w:val="21"/>
+        </w:rPr>
+        <w:t xml:space="preserve">Answer</w:t>
+      </w:r>
+      <w:r>
+        <w:rPr>
+          <w:rFonts w:ascii="Avenir Next" w:hAnsi="Avenir Next" w:cs="Avenir Next" w:eastAsia="Avenir Next"/>
+          <w:color w:val="1A1A1A"/>
           <w:sz w:val="21"/>
           <w:szCs w:val="21"/>
         </w:rPr>
-        <w:t xml:space="preserve">Answer</w:t>
-      </w:r>
-      <w:r>
-        <w:rPr>
-          <w:rFonts w:ascii="Avenir Next" w:hAnsi="Avenir Next" w:cs="Avenir Next" w:eastAsia="Avenir Next"/>
-          <w:color w:val="1A1A1A"/>
-          <w:sz w:val="21"/>
-          <w:szCs w:val="21"/>
-        </w:rPr>
         <w:tab/>
       </w:r>
       <w:r>
@@ -2211,7 +2229,7 @@
           <w:rFonts w:ascii="Avenir Next" w:hAnsi="Avenir Next" w:cs="Avenir Next" w:eastAsia="Avenir Next"/>
           <w:b/>
           <w:color w:val="1A1A1A"/>
-          <w:sz w:val="21"/>
+          <w:sz w:val="22"/>
           <w:szCs w:val="21"/>
         </w:rPr>
         <w:t xml:space="preserve">264 cm²</w:t>
@@ -2219,6 +2237,7 @@
     </w:p>
     <w:p>
       <w:pPr>
+        <w:pStyle w:val="Heading2"/>
         <w:keepNext/>
         <w:pBdr>
           <w:bottom w:val="single" w:sz="8" w:space="3" w:color="003A70"/>
@@ -2234,7 +2253,7 @@
           <w:b/>
           <w:color w:val="003A70"/>
           <w:spacing w:val="14"/>
-          <w:sz w:val="19"/>
+          <w:sz w:val="22"/>
           <w:szCs w:val="19"/>
         </w:rPr>
         <w:t xml:space="preserve">TRY IT WITH HELP</w:t>
@@ -2253,7 +2272,7 @@
           <w:rFonts w:ascii="Avenir Next" w:hAnsi="Avenir Next" w:cs="Avenir Next" w:eastAsia="Avenir Next"/>
           <w:i/>
           <w:color w:val="5A5F66"/>
-          <w:sz w:val="17"/>
+          <w:sz w:val="22"/>
           <w:szCs w:val="17"/>
         </w:rPr>
         <w:t xml:space="preserve">fill in each step</w:t>
@@ -2311,25 +2330,25 @@
           <w:rFonts w:ascii="Avenir Next" w:hAnsi="Avenir Next" w:cs="Avenir Next" w:eastAsia="Avenir Next"/>
           <w:b/>
           <w:color w:val="003A70"/>
+          <w:sz w:val="22"/>
+          <w:szCs w:val="18"/>
+        </w:rPr>
+        <w:t xml:space="preserve">Step 1</w:t>
+      </w:r>
+      <w:r>
+        <w:rPr>
+          <w:rFonts w:ascii="Avenir Next" w:hAnsi="Avenir Next" w:cs="Avenir Next" w:eastAsia="Avenir Next"/>
+          <w:color w:val="1A1A1A"/>
           <w:sz w:val="18"/>
           <w:szCs w:val="18"/>
         </w:rPr>
-        <w:t xml:space="preserve">Step 1</w:t>
-      </w:r>
-      <w:r>
-        <w:rPr>
-          <w:rFonts w:ascii="Avenir Next" w:hAnsi="Avenir Next" w:cs="Avenir Next" w:eastAsia="Avenir Next"/>
-          <w:color w:val="1A1A1A"/>
-          <w:sz w:val="18"/>
-          <w:szCs w:val="18"/>
-        </w:rPr>
         <w:tab/>
       </w:r>
       <w:r>
         <w:rPr>
           <w:rFonts w:ascii="Avenir Next" w:hAnsi="Avenir Next" w:cs="Avenir Next" w:eastAsia="Avenir Next"/>
           <w:color w:val="1A1A1A"/>
-          <w:sz w:val="21"/>
+          <w:sz w:val="22"/>
           <w:szCs w:val="21"/>
         </w:rPr>
         <w:t xml:space="preserve">½ × 10 × 7 = </w:t>
@@ -2359,25 +2378,25 @@
           <w:rFonts w:ascii="Avenir Next" w:hAnsi="Avenir Next" w:cs="Avenir Next" w:eastAsia="Avenir Next"/>
           <w:b/>
           <w:color w:val="003A70"/>
+          <w:sz w:val="22"/>
+          <w:szCs w:val="18"/>
+        </w:rPr>
+        <w:t xml:space="preserve">Step 2</w:t>
+      </w:r>
+      <w:r>
+        <w:rPr>
+          <w:rFonts w:ascii="Avenir Next" w:hAnsi="Avenir Next" w:cs="Avenir Next" w:eastAsia="Avenir Next"/>
+          <w:color w:val="1A1A1A"/>
           <w:sz w:val="18"/>
           <w:szCs w:val="18"/>
         </w:rPr>
-        <w:t xml:space="preserve">Step 2</w:t>
-      </w:r>
-      <w:r>
-        <w:rPr>
-          <w:rFonts w:ascii="Avenir Next" w:hAnsi="Avenir Next" w:cs="Avenir Next" w:eastAsia="Avenir Next"/>
-          <w:color w:val="1A1A1A"/>
-          <w:sz w:val="18"/>
-          <w:szCs w:val="18"/>
-        </w:rPr>
         <w:tab/>
       </w:r>
       <w:r>
         <w:rPr>
           <w:rFonts w:ascii="Avenir Next" w:hAnsi="Avenir Next" w:cs="Avenir Next" w:eastAsia="Avenir Next"/>
           <w:color w:val="1A1A1A"/>
-          <w:sz w:val="21"/>
+          <w:sz w:val="22"/>
           <w:szCs w:val="21"/>
         </w:rPr>
         <w:t xml:space="preserve">Count: </w:t>
@@ -2407,35 +2426,35 @@
           <w:rFonts w:ascii="Avenir Next" w:hAnsi="Avenir Next" w:cs="Avenir Next" w:eastAsia="Avenir Next"/>
           <w:b/>
           <w:color w:val="003A70"/>
+          <w:sz w:val="22"/>
+          <w:szCs w:val="18"/>
+        </w:rPr>
+        <w:t xml:space="preserve">Step 3</w:t>
+      </w:r>
+      <w:r>
+        <w:rPr>
+          <w:rFonts w:ascii="Avenir Next" w:hAnsi="Avenir Next" w:cs="Avenir Next" w:eastAsia="Avenir Next"/>
+          <w:color w:val="1A1A1A"/>
           <w:sz w:val="18"/>
           <w:szCs w:val="18"/>
         </w:rPr>
-        <w:t xml:space="preserve">Step 3</w:t>
-      </w:r>
-      <w:r>
-        <w:rPr>
-          <w:rFonts w:ascii="Avenir Next" w:hAnsi="Avenir Next" w:cs="Avenir Next" w:eastAsia="Avenir Next"/>
-          <w:color w:val="1A1A1A"/>
-          <w:sz w:val="18"/>
-          <w:szCs w:val="18"/>
-        </w:rPr>
         <w:tab/>
       </w:r>
       <w:r>
         <w:rPr>
           <w:rFonts w:ascii="Avenir Next" w:hAnsi="Avenir Next" w:cs="Avenir Next" w:eastAsia="Avenir Next"/>
           <w:color w:val="1A1A1A"/>
+          <w:sz w:val="22"/>
+          <w:szCs w:val="21"/>
+        </w:rPr>
+        <w:t xml:space="preserve">4 × 35 = </w:t>
+      </w:r>
+      <w:r>
+        <w:rPr>
+          <w:rFonts w:ascii="Avenir Next" w:hAnsi="Avenir Next" w:cs="Avenir Next" w:eastAsia="Avenir Next"/>
+          <w:color w:val="1A1A1A"/>
           <w:sz w:val="21"/>
           <w:szCs w:val="21"/>
-        </w:rPr>
-        <w:t xml:space="preserve">4 × 35 = </w:t>
-      </w:r>
-      <w:r>
-        <w:rPr>
-          <w:rFonts w:ascii="Avenir Next" w:hAnsi="Avenir Next" w:cs="Avenir Next" w:eastAsia="Avenir Next"/>
-          <w:color w:val="1A1A1A"/>
-          <w:sz w:val="21"/>
-          <w:szCs w:val="21"/>
           <w:u w:val="single"/>
         </w:rPr>
         <w:t xml:space="preserve">                </w:t>
@@ -2444,7 +2463,7 @@
         <w:rPr>
           <w:rFonts w:ascii="Avenir Next" w:hAnsi="Avenir Next" w:cs="Avenir Next" w:eastAsia="Avenir Next"/>
           <w:color w:val="1A1A1A"/>
-          <w:sz w:val="21"/>
+          <w:sz w:val="22"/>
           <w:szCs w:val="21"/>
         </w:rPr>
         <w:t xml:space="preserve"> in²</w:t>
@@ -2507,25 +2526,25 @@
           <w:rFonts w:ascii="Avenir Next" w:hAnsi="Avenir Next" w:cs="Avenir Next" w:eastAsia="Avenir Next"/>
           <w:b/>
           <w:color w:val="003A70"/>
+          <w:sz w:val="22"/>
+          <w:szCs w:val="18"/>
+        </w:rPr>
+        <w:t xml:space="preserve">Step 1</w:t>
+      </w:r>
+      <w:r>
+        <w:rPr>
+          <w:rFonts w:ascii="Avenir Next" w:hAnsi="Avenir Next" w:cs="Avenir Next" w:eastAsia="Avenir Next"/>
+          <w:color w:val="1A1A1A"/>
           <w:sz w:val="18"/>
           <w:szCs w:val="18"/>
         </w:rPr>
-        <w:t xml:space="preserve">Step 1</w:t>
-      </w:r>
-      <w:r>
-        <w:rPr>
-          <w:rFonts w:ascii="Avenir Next" w:hAnsi="Avenir Next" w:cs="Avenir Next" w:eastAsia="Avenir Next"/>
-          <w:color w:val="1A1A1A"/>
-          <w:sz w:val="18"/>
-          <w:szCs w:val="18"/>
-        </w:rPr>
         <w:tab/>
       </w:r>
       <w:r>
         <w:rPr>
           <w:rFonts w:ascii="Avenir Next" w:hAnsi="Avenir Next" w:cs="Avenir Next" w:eastAsia="Avenir Next"/>
           <w:color w:val="1A1A1A"/>
-          <w:sz w:val="21"/>
+          <w:sz w:val="22"/>
           <w:szCs w:val="21"/>
         </w:rPr>
         <w:t xml:space="preserve">½ × 20 × 13 = </w:t>
@@ -2555,25 +2574,25 @@
           <w:rFonts w:ascii="Avenir Next" w:hAnsi="Avenir Next" w:cs="Avenir Next" w:eastAsia="Avenir Next"/>
           <w:b/>
           <w:color w:val="003A70"/>
+          <w:sz w:val="22"/>
+          <w:szCs w:val="18"/>
+        </w:rPr>
+        <w:t xml:space="preserve">Step 2</w:t>
+      </w:r>
+      <w:r>
+        <w:rPr>
+          <w:rFonts w:ascii="Avenir Next" w:hAnsi="Avenir Next" w:cs="Avenir Next" w:eastAsia="Avenir Next"/>
+          <w:color w:val="1A1A1A"/>
           <w:sz w:val="18"/>
           <w:szCs w:val="18"/>
         </w:rPr>
-        <w:t xml:space="preserve">Step 2</w:t>
-      </w:r>
-      <w:r>
-        <w:rPr>
-          <w:rFonts w:ascii="Avenir Next" w:hAnsi="Avenir Next" w:cs="Avenir Next" w:eastAsia="Avenir Next"/>
-          <w:color w:val="1A1A1A"/>
-          <w:sz w:val="18"/>
-          <w:szCs w:val="18"/>
-        </w:rPr>
         <w:tab/>
       </w:r>
       <w:r>
         <w:rPr>
           <w:rFonts w:ascii="Avenir Next" w:hAnsi="Avenir Next" w:cs="Avenir Next" w:eastAsia="Avenir Next"/>
           <w:color w:val="1A1A1A"/>
-          <w:sz w:val="21"/>
+          <w:sz w:val="22"/>
           <w:szCs w:val="21"/>
         </w:rPr>
         <w:t xml:space="preserve">Count: </w:t>
@@ -2603,35 +2622,35 @@
           <w:rFonts w:ascii="Avenir Next" w:hAnsi="Avenir Next" w:cs="Avenir Next" w:eastAsia="Avenir Next"/>
           <w:b/>
           <w:color w:val="003A70"/>
+          <w:sz w:val="22"/>
+          <w:szCs w:val="18"/>
+        </w:rPr>
+        <w:t xml:space="preserve">Step 3</w:t>
+      </w:r>
+      <w:r>
+        <w:rPr>
+          <w:rFonts w:ascii="Avenir Next" w:hAnsi="Avenir Next" w:cs="Avenir Next" w:eastAsia="Avenir Next"/>
+          <w:color w:val="1A1A1A"/>
           <w:sz w:val="18"/>
           <w:szCs w:val="18"/>
         </w:rPr>
-        <w:t xml:space="preserve">Step 3</w:t>
-      </w:r>
-      <w:r>
-        <w:rPr>
-          <w:rFonts w:ascii="Avenir Next" w:hAnsi="Avenir Next" w:cs="Avenir Next" w:eastAsia="Avenir Next"/>
-          <w:color w:val="1A1A1A"/>
-          <w:sz w:val="18"/>
-          <w:szCs w:val="18"/>
-        </w:rPr>
         <w:tab/>
       </w:r>
       <w:r>
         <w:rPr>
           <w:rFonts w:ascii="Avenir Next" w:hAnsi="Avenir Next" w:cs="Avenir Next" w:eastAsia="Avenir Next"/>
           <w:color w:val="1A1A1A"/>
+          <w:sz w:val="22"/>
+          <w:szCs w:val="21"/>
+        </w:rPr>
+        <w:t xml:space="preserve">3 × 130 = </w:t>
+      </w:r>
+      <w:r>
+        <w:rPr>
+          <w:rFonts w:ascii="Avenir Next" w:hAnsi="Avenir Next" w:cs="Avenir Next" w:eastAsia="Avenir Next"/>
+          <w:color w:val="1A1A1A"/>
           <w:sz w:val="21"/>
           <w:szCs w:val="21"/>
-        </w:rPr>
-        <w:t xml:space="preserve">3 × 130 = </w:t>
-      </w:r>
-      <w:r>
-        <w:rPr>
-          <w:rFonts w:ascii="Avenir Next" w:hAnsi="Avenir Next" w:cs="Avenir Next" w:eastAsia="Avenir Next"/>
-          <w:color w:val="1A1A1A"/>
-          <w:sz w:val="21"/>
-          <w:szCs w:val="21"/>
           <w:u w:val="single"/>
         </w:rPr>
         <w:t xml:space="preserve">                </w:t>
@@ -2640,7 +2659,7 @@
         <w:rPr>
           <w:rFonts w:ascii="Avenir Next" w:hAnsi="Avenir Next" w:cs="Avenir Next" w:eastAsia="Avenir Next"/>
           <w:color w:val="1A1A1A"/>
-          <w:sz w:val="21"/>
+          <w:sz w:val="22"/>
           <w:szCs w:val="21"/>
         </w:rPr>
         <w:t xml:space="preserve"> ft²</w:t>
@@ -2653,6 +2672,7 @@
     </w:p>
     <w:p>
       <w:pPr>
+        <w:pStyle w:val="Heading2"/>
         <w:keepNext/>
         <w:pBdr>
           <w:bottom w:val="single" w:sz="8" w:space="3" w:color="003A70"/>
@@ -2668,7 +2688,7 @@
           <w:b/>
           <w:color w:val="003A70"/>
           <w:spacing w:val="14"/>
-          <w:sz w:val="19"/>
+          <w:sz w:val="22"/>
           <w:szCs w:val="19"/>
         </w:rPr>
         <w:t xml:space="preserve">YOUR TURN</w:t>
@@ -2687,7 +2707,7 @@
           <w:rFonts w:ascii="Avenir Next" w:hAnsi="Avenir Next" w:cs="Avenir Next" w:eastAsia="Avenir Next"/>
           <w:i/>
           <w:color w:val="5A5F66"/>
-          <w:sz w:val="17"/>
+          <w:sz w:val="22"/>
           <w:szCs w:val="17"/>
         </w:rPr>
         <w:t xml:space="preserve">use the steps on your own</w:t>
@@ -2858,7 +2878,7 @@
                       <w:szCs w:val="22"/>
                       <w:u w:val="single"/>
                     </w:rPr>
-                    <w:t xml:space="preserve">        </w:t>
+                    <w:t xml:space="preserve">            </w:t>
                   </w:r>
                 </w:p>
               </w:tc>
@@ -2920,7 +2940,7 @@
                       <w:szCs w:val="22"/>
                       <w:u w:val="single"/>
                     </w:rPr>
-                    <w:t xml:space="preserve">        </w:t>
+                    <w:t xml:space="preserve">            </w:t>
                   </w:r>
                 </w:p>
               </w:tc>
@@ -2988,7 +3008,7 @@
                       <w:szCs w:val="22"/>
                       <w:u w:val="single"/>
                     </w:rPr>
-                    <w:t xml:space="preserve">        </w:t>
+                    <w:t xml:space="preserve">            </w:t>
                   </w:r>
                 </w:p>
               </w:tc>
@@ -3050,7 +3070,7 @@
                       <w:szCs w:val="22"/>
                       <w:u w:val="single"/>
                     </w:rPr>
-                    <w:t xml:space="preserve">        </w:t>
+                    <w:t xml:space="preserve">            </w:t>
                   </w:r>
                 </w:p>
               </w:tc>
@@ -3071,6 +3091,7 @@
     </w:p>
     <w:p>
       <w:pPr>
+        <w:pStyle w:val="Heading2"/>
         <w:keepNext/>
         <w:pBdr>
           <w:bottom w:val="single" w:sz="8" w:space="3" w:color="003A70"/>
@@ -3086,7 +3107,7 @@
           <w:b/>
           <w:color w:val="003A70"/>
           <w:spacing w:val="14"/>
-          <w:sz w:val="19"/>
+          <w:sz w:val="22"/>
           <w:szCs w:val="19"/>
         </w:rPr>
         <w:t xml:space="preserve">READY CHECK</w:t>
@@ -3105,7 +3126,7 @@
           <w:rFonts w:ascii="Avenir Next" w:hAnsi="Avenir Next" w:cs="Avenir Next" w:eastAsia="Avenir Next"/>
           <w:i/>
           <w:color w:val="5A5F66"/>
-          <w:sz w:val="17"/>
+          <w:sz w:val="22"/>
           <w:szCs w:val="17"/>
         </w:rPr>
         <w:t xml:space="preserve">a problem like the one in today’s lesson</w:t>
@@ -3237,25 +3258,25 @@
                       <w:rFonts w:ascii="Avenir Next" w:hAnsi="Avenir Next" w:cs="Avenir Next" w:eastAsia="Avenir Next"/>
                       <w:b/>
                       <w:color w:val="003A70"/>
+                      <w:sz w:val="22"/>
+                      <w:szCs w:val="21"/>
+                    </w:rPr>
+                    <w:t xml:space="preserve">A</w:t>
+                  </w:r>
+                  <w:r>
+                    <w:rPr>
+                      <w:rFonts w:ascii="Avenir Next" w:hAnsi="Avenir Next" w:cs="Avenir Next" w:eastAsia="Avenir Next"/>
+                      <w:color w:val="1A1A1A"/>
                       <w:sz w:val="21"/>
                       <w:szCs w:val="21"/>
                     </w:rPr>
-                    <w:t xml:space="preserve">A</w:t>
-                  </w:r>
-                  <w:r>
-                    <w:rPr>
-                      <w:rFonts w:ascii="Avenir Next" w:hAnsi="Avenir Next" w:cs="Avenir Next" w:eastAsia="Avenir Next"/>
-                      <w:color w:val="1A1A1A"/>
-                      <w:sz w:val="21"/>
-                      <w:szCs w:val="21"/>
-                    </w:rPr>
                     <w:tab/>
                   </w:r>
                   <w:r>
                     <w:rPr>
                       <w:rFonts w:ascii="Avenir Next" w:hAnsi="Avenir Next" w:cs="Avenir Next" w:eastAsia="Avenir Next"/>
                       <w:color w:val="1A1A1A"/>
-                      <w:sz w:val="21"/>
+                      <w:sz w:val="22"/>
                       <w:szCs w:val="21"/>
                     </w:rPr>
                     <w:t xml:space="preserve">60 in²</w:t>
@@ -3280,25 +3301,25 @@
                       <w:rFonts w:ascii="Avenir Next" w:hAnsi="Avenir Next" w:cs="Avenir Next" w:eastAsia="Avenir Next"/>
                       <w:b/>
                       <w:color w:val="003A70"/>
+                      <w:sz w:val="22"/>
+                      <w:szCs w:val="21"/>
+                    </w:rPr>
+                    <w:t xml:space="preserve">B</w:t>
+                  </w:r>
+                  <w:r>
+                    <w:rPr>
+                      <w:rFonts w:ascii="Avenir Next" w:hAnsi="Avenir Next" w:cs="Avenir Next" w:eastAsia="Avenir Next"/>
+                      <w:color w:val="1A1A1A"/>
                       <w:sz w:val="21"/>
                       <w:szCs w:val="21"/>
                     </w:rPr>
-                    <w:t xml:space="preserve">B</w:t>
-                  </w:r>
-                  <w:r>
-                    <w:rPr>
-                      <w:rFonts w:ascii="Avenir Next" w:hAnsi="Avenir Next" w:cs="Avenir Next" w:eastAsia="Avenir Next"/>
-                      <w:color w:val="1A1A1A"/>
-                      <w:sz w:val="21"/>
-                      <w:szCs w:val="21"/>
-                    </w:rPr>
                     <w:tab/>
                   </w:r>
                   <w:r>
                     <w:rPr>
                       <w:rFonts w:ascii="Avenir Next" w:hAnsi="Avenir Next" w:cs="Avenir Next" w:eastAsia="Avenir Next"/>
                       <w:color w:val="1A1A1A"/>
-                      <w:sz w:val="21"/>
+                      <w:sz w:val="22"/>
                       <w:szCs w:val="21"/>
                     </w:rPr>
                     <w:t xml:space="preserve">240 in²</w:t>
@@ -3323,25 +3344,25 @@
                       <w:rFonts w:ascii="Avenir Next" w:hAnsi="Avenir Next" w:cs="Avenir Next" w:eastAsia="Avenir Next"/>
                       <w:b/>
                       <w:color w:val="003A70"/>
+                      <w:sz w:val="22"/>
+                      <w:szCs w:val="21"/>
+                    </w:rPr>
+                    <w:t xml:space="preserve">C</w:t>
+                  </w:r>
+                  <w:r>
+                    <w:rPr>
+                      <w:rFonts w:ascii="Avenir Next" w:hAnsi="Avenir Next" w:cs="Avenir Next" w:eastAsia="Avenir Next"/>
+                      <w:color w:val="1A1A1A"/>
                       <w:sz w:val="21"/>
                       <w:szCs w:val="21"/>
                     </w:rPr>
-                    <w:t xml:space="preserve">C</w:t>
-                  </w:r>
-                  <w:r>
-                    <w:rPr>
-                      <w:rFonts w:ascii="Avenir Next" w:hAnsi="Avenir Next" w:cs="Avenir Next" w:eastAsia="Avenir Next"/>
-                      <w:color w:val="1A1A1A"/>
-                      <w:sz w:val="21"/>
-                      <w:szCs w:val="21"/>
-                    </w:rPr>
                     <w:tab/>
                   </w:r>
                   <w:r>
                     <w:rPr>
                       <w:rFonts w:ascii="Avenir Next" w:hAnsi="Avenir Next" w:cs="Avenir Next" w:eastAsia="Avenir Next"/>
                       <w:color w:val="1A1A1A"/>
-                      <w:sz w:val="21"/>
+                      <w:sz w:val="22"/>
                       <w:szCs w:val="21"/>
                     </w:rPr>
                     <w:t xml:space="preserve">340 in²</w:t>
@@ -3366,25 +3387,25 @@
                       <w:rFonts w:ascii="Avenir Next" w:hAnsi="Avenir Next" w:cs="Avenir Next" w:eastAsia="Avenir Next"/>
                       <w:b/>
                       <w:color w:val="003A70"/>
+                      <w:sz w:val="22"/>
+                      <w:szCs w:val="21"/>
+                    </w:rPr>
+                    <w:t xml:space="preserve">D</w:t>
+                  </w:r>
+                  <w:r>
+                    <w:rPr>
+                      <w:rFonts w:ascii="Avenir Next" w:hAnsi="Avenir Next" w:cs="Avenir Next" w:eastAsia="Avenir Next"/>
+                      <w:color w:val="1A1A1A"/>
                       <w:sz w:val="21"/>
                       <w:szCs w:val="21"/>
                     </w:rPr>
-                    <w:t xml:space="preserve">D</w:t>
-                  </w:r>
-                  <w:r>
-                    <w:rPr>
-                      <w:rFonts w:ascii="Avenir Next" w:hAnsi="Avenir Next" w:cs="Avenir Next" w:eastAsia="Avenir Next"/>
-                      <w:color w:val="1A1A1A"/>
-                      <w:sz w:val="21"/>
-                      <w:szCs w:val="21"/>
-                    </w:rPr>
                     <w:tab/>
                   </w:r>
                   <w:r>
                     <w:rPr>
                       <w:rFonts w:ascii="Avenir Next" w:hAnsi="Avenir Next" w:cs="Avenir Next" w:eastAsia="Avenir Next"/>
                       <w:color w:val="1A1A1A"/>
-                      <w:sz w:val="21"/>
+                      <w:sz w:val="22"/>
                       <w:szCs w:val="21"/>
                     </w:rPr>
                     <w:t xml:space="preserve">480 in²</w:t>
@@ -3433,19 +3454,42 @@
         <w:tblLook w:val="0000" w:firstRow="0" w:lastRow="0" w:firstColumn="0" w:lastColumn="0" w:noHBand="1" w:noVBand="1"/>
       </w:tblPr>
       <w:tblGrid>
-        <w:gridCol w:w="2000"/>
-        <w:gridCol w:w="2300"/>
-        <w:gridCol w:w="2100"/>
-        <w:gridCol w:w="3104"/>
+        <w:gridCol w:w="1750"/>
+        <w:gridCol w:w="2500"/>
+        <w:gridCol w:w="2200"/>
+        <w:gridCol w:w="3054"/>
       </w:tblGrid>
       <w:tr>
         <w:trPr>
           <w:cantSplit/>
-          <w:trHeight w:val="320" w:hRule="atLeast"/>
+          <w:trHeight w:val="300" w:hRule="atLeast"/>
         </w:trPr>
         <w:tc>
           <w:tcPr>
-            <w:tcW w:w="2000" w:type="dxa"/>
+            <w:tcW w:w="1750" w:type="dxa"/>
+            <w:vAlign w:val="center"/>
+          </w:tcPr>
+          <w:p>
+            <w:pPr>
+              <w:pStyle w:val="Heading2"/>
+              <w:spacing w:before="0" w:after="0" w:line="240" w:lineRule="auto"/>
+            </w:pPr>
+            <w:r>
+              <w:rPr>
+                <w:rFonts w:ascii="Avenir Next" w:hAnsi="Avenir Next" w:cs="Avenir Next" w:eastAsia="Avenir Next"/>
+                <w:b/>
+                <w:color w:val="003A70"/>
+                <w:spacing w:val="12"/>
+                <w:sz w:val="15"/>
+                <w:szCs w:val="15"/>
+              </w:rPr>
+              <w:t xml:space="preserve">CHECK YOURSELF</w:t>
+            </w:r>
+          </w:p>
+        </w:tc>
+        <w:tc>
+          <w:tcPr>
+            <w:tcW w:w="2500" w:type="dxa"/>
             <w:vAlign w:val="center"/>
           </w:tcPr>
           <w:p>
@@ -3454,20 +3498,27 @@
             </w:pPr>
             <w:r>
               <w:rPr>
-                <w:rFonts w:ascii="Avenir Next" w:hAnsi="Avenir Next" w:cs="Avenir Next" w:eastAsia="Avenir Next"/>
-                <w:b/>
-                <w:color w:val="003A70"/>
-                <w:spacing w:val="12"/>
-                <w:sz w:val="15"/>
-                <w:szCs w:val="15"/>
-              </w:rPr>
-              <w:t xml:space="preserve">CHECK YOURSELF</w:t>
+                <w:rFonts w:ascii="Arial" w:hAnsi="Arial" w:cs="Arial" w:eastAsia="Arial"/>
+                <w:color w:val="1A1A1A"/>
+                <w:sz w:val="20"/>
+                <w:szCs w:val="20"/>
+              </w:rPr>
+              <w:t xml:space="preserve">□</w:t>
+            </w:r>
+            <w:r>
+              <w:rPr>
+                <w:rFonts w:ascii="Avenir Next" w:hAnsi="Avenir Next" w:cs="Avenir Next" w:eastAsia="Avenir Next"/>
+                <w:color w:val="1A1A1A"/>
+                <w:sz w:val="17"/>
+                <w:szCs w:val="17"/>
+              </w:rPr>
+              <w:t xml:space="preserve">  I can do this on my own</w:t>
             </w:r>
           </w:p>
         </w:tc>
         <w:tc>
           <w:tcPr>
-            <w:tcW w:w="2300" w:type="dxa"/>
+            <w:tcW w:w="2200" w:type="dxa"/>
             <w:vAlign w:val="center"/>
           </w:tcPr>
           <w:p>
@@ -3478,8 +3529,8 @@
               <w:rPr>
                 <w:rFonts w:ascii="Arial" w:hAnsi="Arial" w:cs="Arial" w:eastAsia="Arial"/>
                 <w:color w:val="1A1A1A"/>
-                <w:sz w:val="24"/>
-                <w:szCs w:val="24"/>
+                <w:sz w:val="20"/>
+                <w:szCs w:val="20"/>
               </w:rPr>
               <w:t xml:space="preserve">□</w:t>
             </w:r>
@@ -3490,13 +3541,13 @@
                 <w:sz w:val="17"/>
                 <w:szCs w:val="17"/>
               </w:rPr>
-              <w:t xml:space="preserve">  I can do this on my own</w:t>
+              <w:t xml:space="preserve">  I need a little help</w:t>
             </w:r>
           </w:p>
         </w:tc>
         <w:tc>
           <w:tcPr>
-            <w:tcW w:w="2100" w:type="dxa"/>
+            <w:tcW w:w="3054" w:type="dxa"/>
             <w:vAlign w:val="center"/>
           </w:tcPr>
           <w:p>
@@ -3507,37 +3558,8 @@
               <w:rPr>
                 <w:rFonts w:ascii="Arial" w:hAnsi="Arial" w:cs="Arial" w:eastAsia="Arial"/>
                 <w:color w:val="1A1A1A"/>
-                <w:sz w:val="24"/>
-                <w:szCs w:val="24"/>
-              </w:rPr>
-              <w:t xml:space="preserve">□</w:t>
-            </w:r>
-            <w:r>
-              <w:rPr>
-                <w:rFonts w:ascii="Avenir Next" w:hAnsi="Avenir Next" w:cs="Avenir Next" w:eastAsia="Avenir Next"/>
-                <w:color w:val="1A1A1A"/>
-                <w:sz w:val="17"/>
-                <w:szCs w:val="17"/>
-              </w:rPr>
-              <w:t xml:space="preserve">  I need a little help</w:t>
-            </w:r>
-          </w:p>
-        </w:tc>
-        <w:tc>
-          <w:tcPr>
-            <w:tcW w:w="3104" w:type="dxa"/>
-            <w:vAlign w:val="center"/>
-          </w:tcPr>
-          <w:p>
-            <w:pPr>
-              <w:spacing w:before="0" w:after="0" w:line="240" w:lineRule="auto"/>
-            </w:pPr>
-            <w:r>
-              <w:rPr>
-                <w:rFonts w:ascii="Arial" w:hAnsi="Arial" w:cs="Arial" w:eastAsia="Arial"/>
-                <w:color w:val="1A1A1A"/>
-                <w:sz w:val="24"/>
-                <w:szCs w:val="24"/>
+                <w:sz w:val="20"/>
+                <w:szCs w:val="20"/>
               </w:rPr>
               <w:t xml:space="preserve">□</w:t>
             </w:r>
@@ -3572,7 +3594,7 @@
     <w:sectPr>
       <w:footerReference w:type="default" r:id="rIdFooter1"/>
       <w:pgSz w:w="12240" w:h="15840"/>
-      <w:pgMar w:top="893" w:right="1224" w:bottom="835" w:left="1512" w:header="432" w:footer="432" w:gutter="0"/>
+      <w:pgMar w:top="780" w:right="1224" w:bottom="760" w:left="1512" w:header="432" w:footer="432" w:gutter="0"/>
       <w:cols w:space="720"/>
     </w:sectPr>
   </w:body>
@@ -3652,7 +3674,106 @@
               <w:sz w:val="15"/>
               <w:szCs w:val="15"/>
             </w:rPr>
-            <w:t xml:space="preserve">Lesson 5-8  ·  Session 2  ·  Prerequisite Practice B</w:t>
+            <w:t xml:space="preserve">5-8 · Page </w:t>
+          </w:r>
+          <w:r>
+            <w:rPr>
+              <w:rFonts w:ascii="Avenir Next" w:hAnsi="Avenir Next" w:cs="Avenir Next" w:eastAsia="Avenir Next"/>
+              <w:color w:val="5A5F66"/>
+              <w:sz w:val="15"/>
+              <w:szCs w:val="15"/>
+            </w:rPr>
+            <w:fldChar w:fldCharType="begin"/>
+          </w:r>
+          <w:r>
+            <w:rPr>
+              <w:rFonts w:ascii="Avenir Next" w:hAnsi="Avenir Next" w:cs="Avenir Next" w:eastAsia="Avenir Next"/>
+              <w:color w:val="5A5F66"/>
+              <w:sz w:val="15"/>
+              <w:szCs w:val="15"/>
+            </w:rPr>
+            <w:instrText xml:space="preserve"> PAGE </w:instrText>
+          </w:r>
+          <w:r>
+            <w:rPr>
+              <w:rFonts w:ascii="Avenir Next" w:hAnsi="Avenir Next" w:cs="Avenir Next" w:eastAsia="Avenir Next"/>
+              <w:color w:val="5A5F66"/>
+              <w:sz w:val="15"/>
+              <w:szCs w:val="15"/>
+            </w:rPr>
+            <w:fldChar w:fldCharType="separate"/>
+          </w:r>
+          <w:r>
+            <w:rPr>
+              <w:rFonts w:ascii="Avenir Next" w:hAnsi="Avenir Next" w:cs="Avenir Next" w:eastAsia="Avenir Next"/>
+              <w:color w:val="5A5F66"/>
+              <w:sz w:val="15"/>
+              <w:szCs w:val="15"/>
+            </w:rPr>
+            <w:t xml:space="preserve">1</w:t>
+          </w:r>
+          <w:r>
+            <w:rPr>
+              <w:rFonts w:ascii="Avenir Next" w:hAnsi="Avenir Next" w:cs="Avenir Next" w:eastAsia="Avenir Next"/>
+              <w:color w:val="5A5F66"/>
+              <w:sz w:val="15"/>
+              <w:szCs w:val="15"/>
+            </w:rPr>
+            <w:fldChar w:fldCharType="end"/>
+          </w:r>
+          <w:r>
+            <w:rPr>
+              <w:rFonts w:ascii="Avenir Next" w:hAnsi="Avenir Next" w:cs="Avenir Next" w:eastAsia="Avenir Next"/>
+              <w:color w:val="5A5F66"/>
+              <w:sz w:val="15"/>
+              <w:szCs w:val="15"/>
+            </w:rPr>
+            <w:t xml:space="preserve"> of </w:t>
+          </w:r>
+          <w:r>
+            <w:rPr>
+              <w:rFonts w:ascii="Avenir Next" w:hAnsi="Avenir Next" w:cs="Avenir Next" w:eastAsia="Avenir Next"/>
+              <w:color w:val="5A5F66"/>
+              <w:sz w:val="15"/>
+              <w:szCs w:val="15"/>
+            </w:rPr>
+            <w:fldChar w:fldCharType="begin"/>
+          </w:r>
+          <w:r>
+            <w:rPr>
+              <w:rFonts w:ascii="Avenir Next" w:hAnsi="Avenir Next" w:cs="Avenir Next" w:eastAsia="Avenir Next"/>
+              <w:color w:val="5A5F66"/>
+              <w:sz w:val="15"/>
+              <w:szCs w:val="15"/>
+            </w:rPr>
+            <w:instrText xml:space="preserve"> NUMPAGES </w:instrText>
+          </w:r>
+          <w:r>
+            <w:rPr>
+              <w:rFonts w:ascii="Avenir Next" w:hAnsi="Avenir Next" w:cs="Avenir Next" w:eastAsia="Avenir Next"/>
+              <w:color w:val="5A5F66"/>
+              <w:sz w:val="15"/>
+              <w:szCs w:val="15"/>
+            </w:rPr>
+            <w:fldChar w:fldCharType="separate"/>
+          </w:r>
+          <w:r>
+            <w:rPr>
+              <w:rFonts w:ascii="Avenir Next" w:hAnsi="Avenir Next" w:cs="Avenir Next" w:eastAsia="Avenir Next"/>
+              <w:color w:val="5A5F66"/>
+              <w:sz w:val="15"/>
+              <w:szCs w:val="15"/>
+            </w:rPr>
+            <w:t xml:space="preserve">1</w:t>
+          </w:r>
+          <w:r>
+            <w:rPr>
+              <w:rFonts w:ascii="Avenir Next" w:hAnsi="Avenir Next" w:cs="Avenir Next" w:eastAsia="Avenir Next"/>
+              <w:color w:val="5A5F66"/>
+              <w:sz w:val="15"/>
+              <w:szCs w:val="15"/>
+            </w:rPr>
+            <w:fldChar w:fldCharType="end"/>
           </w:r>
         </w:p>
       </w:tc>
@@ -3695,5 +3816,23 @@
       </w:tblCellMar>
     </w:tblPr>
   </w:style>
+  <w:style w:type="paragraph" w:styleId="Heading1">
+    <w:name w:val="heading 1"/>
+    <w:basedOn w:val="Normal"/>
+    <w:pPr>
+      <w:outlineLvl w:val="0"/>
+      <w:keepNext w:val="0"/>
+      <w:keepLines w:val="0"/>
+    </w:pPr>
+  </w:style>
+  <w:style w:type="paragraph" w:styleId="Heading2">
+    <w:name w:val="heading 2"/>
+    <w:basedOn w:val="Normal"/>
+    <w:pPr>
+      <w:outlineLvl w:val="1"/>
+      <w:keepNext w:val="0"/>
+      <w:keepLines w:val="0"/>
+    </w:pPr>
+  </w:style>
 </w:styles>
 </file>